--- a/0-administratif/reglement-interieur.docx
+++ b/0-administratif/reglement-interieur.docx
@@ -1420,7 +1420,7 @@
           <w:vertAlign w:val="baseline"/>
           <w:rtl w:val="0"/>
         </w:rPr>
-        <w:t xml:space="preserve"> est prononcé pour les manquements prévus aux articles 4, 5, 6 et 7. </w:t>
+        <w:t xml:space="preserve"> est prononcé pour les manquements prévus aux articles 3, 4, 5 et 6. </w:t>
       </w:r>
     </w:p>
     <w:p>
